--- a/CA1/CA 1 – Capstone Project Proposal.docx
+++ b/CA1/CA 1 – Capstone Project Proposal.docx
@@ -3,11 +3,16 @@
 <w:document xmlns:wpc="http://schemas.microsoft.com/office/word/2010/wordprocessingCanvas" xmlns:cx="http://schemas.microsoft.com/office/drawing/2014/chartex" xmlns:cx1="http://schemas.microsoft.com/office/drawing/2015/9/8/chartex" xmlns:cx2="http://schemas.microsoft.com/office/drawing/2015/10/21/chartex" xmlns:cx3="http://schemas.microsoft.com/office/drawing/2016/5/9/chartex" xmlns:cx4="http://schemas.microsoft.com/office/drawing/2016/5/10/chartex" xmlns:cx5="http://schemas.microsoft.com/office/drawing/2016/5/11/chartex" xmlns:cx6="http://schemas.microsoft.com/office/drawing/2016/5/12/chartex" xmlns:cx7="http://schemas.microsoft.com/office/drawing/2016/5/13/chartex" xmlns:cx8="http://schemas.microsoft.com/office/drawing/2016/5/14/chartex" xmlns:mc="http://schemas.openxmlformats.org/markup-compatibility/2006" xmlns:aink="http://schemas.microsoft.com/office/drawing/2016/ink" xmlns:am3d="http://schemas.microsoft.com/office/drawing/2017/model3d" xmlns:o="urn:schemas-microsoft-com:office:office" xmlns:oel="http://schemas.microsoft.com/office/2019/extlst" xmlns:r="http://schemas.openxmlformats.org/officeDocument/2006/relationships" xmlns:m="http://schemas.openxmlformats.org/officeDocument/2006/math" xmlns:v="urn:schemas-microsoft-com:vml" xmlns:wp14="http://schemas.microsoft.com/office/word/2010/wordprocessingDrawing" xmlns:wp="http://schemas.openxmlformats.org/drawingml/2006/wordprocessingDrawing" xmlns:w10="urn:schemas-microsoft-com:office:word" xmlns:w="http://schemas.openxmlformats.org/wordprocessingml/2006/main" xmlns:w14="http://schemas.microsoft.com/office/word/2010/wordml" xmlns:w15="http://schemas.microsoft.com/office/word/2012/wordml" xmlns:w16cex="http://schemas.microsoft.com/office/word/2018/wordml/cex" xmlns:w16cid="http://schemas.microsoft.com/office/word/2016/wordml/cid" xmlns:w16="http://schemas.microsoft.com/office/word/2018/wordml" xmlns:w16du="http://schemas.microsoft.com/office/word/2023/wordml/word16du" xmlns:w16sdtdh="http://schemas.microsoft.com/office/word/2020/wordml/sdtdatahash" xmlns:w16sdtfl="http://schemas.microsoft.com/office/word/2024/wordml/sdtformatlock" xmlns:w16se="http://schemas.microsoft.com/office/word/2015/wordml/symex" xmlns:wpg="http://schemas.microsoft.com/office/word/2010/wordprocessingGroup" xmlns:wpi="http://schemas.microsoft.com/office/word/2010/wordprocessingInk" xmlns:wne="http://schemas.microsoft.com/office/word/2006/wordml" xmlns:wps="http://schemas.microsoft.com/office/word/2010/wordprocessingShape" mc:Ignorable="w14 w15 w16se w16cid w16 w16cex w16sdtdh w16sdtfl w16du wp14">
   <w:body>
     <w:p/>
-    <w:p/>
     <w:sdt>
       <w:sdtPr>
         <w:rPr>
-          <w:lang w:val="en-GB"/>
+          <w:rFonts w:asciiTheme="minorHAnsi" w:eastAsiaTheme="minorHAnsi" w:hAnsiTheme="minorHAnsi" w:cstheme="minorBidi"/>
+          <w:color w:val="auto"/>
+          <w:kern w:val="2"/>
+          <w:sz w:val="24"/>
+          <w:szCs w:val="24"/>
+          <w:lang w:val="en-GB" w:eastAsia="en-US"/>
+          <w14:ligatures w14:val="standardContextual"/>
         </w:rPr>
         <w:id w:val="-1010062169"/>
         <w:docPartObj>
@@ -17,15 +22,8 @@
       </w:sdtPr>
       <w:sdtEndPr>
         <w:rPr>
-          <w:rFonts w:asciiTheme="minorHAnsi" w:eastAsiaTheme="minorHAnsi" w:hAnsiTheme="minorHAnsi" w:cstheme="minorBidi"/>
           <w:b/>
           <w:bCs/>
-          <w:color w:val="auto"/>
-          <w:kern w:val="2"/>
-          <w:sz w:val="24"/>
-          <w:szCs w:val="24"/>
-          <w:lang w:eastAsia="en-US"/>
-          <w14:ligatures w14:val="standardContextual"/>
         </w:rPr>
       </w:sdtEndPr>
       <w:sdtContent>
@@ -68,7 +66,7 @@
           <w:r>
             <w:fldChar w:fldCharType="separate"/>
           </w:r>
-          <w:hyperlink w:anchor="_Toc241930006" w:history="1">
+          <w:hyperlink w:anchor="_Toc242023143" w:history="1">
             <w:r>
               <w:rPr>
                 <w:rStyle w:val="Hyperlink"/>
@@ -95,7 +93,7 @@
                 <w:noProof/>
                 <w:webHidden/>
               </w:rPr>
-              <w:instrText xml:space="preserve"> PAGEREF _Toc241930006 \h </w:instrText>
+              <w:instrText xml:space="preserve"> PAGEREF _Toc242023143 \h </w:instrText>
             </w:r>
             <w:r>
               <w:rPr>
@@ -135,7 +133,7 @@
               <w:lang w:eastAsia="en-IE"/>
             </w:rPr>
           </w:pPr>
-          <w:hyperlink w:anchor="_Toc241930007" w:history="1">
+          <w:hyperlink w:anchor="_Toc242023144" w:history="1">
             <w:r>
               <w:rPr>
                 <w:rStyle w:val="Hyperlink"/>
@@ -162,7 +160,7 @@
                 <w:noProof/>
                 <w:webHidden/>
               </w:rPr>
-              <w:instrText xml:space="preserve"> PAGEREF _Toc241930007 \h </w:instrText>
+              <w:instrText xml:space="preserve"> PAGEREF _Toc242023144 \h </w:instrText>
             </w:r>
             <w:r>
               <w:rPr>
@@ -202,7 +200,7 @@
               <w:lang w:eastAsia="en-IE"/>
             </w:rPr>
           </w:pPr>
-          <w:hyperlink w:anchor="_Toc241930008" w:history="1">
+          <w:hyperlink w:anchor="_Toc242023145" w:history="1">
             <w:r>
               <w:rPr>
                 <w:rStyle w:val="Hyperlink"/>
@@ -229,7 +227,7 @@
                 <w:noProof/>
                 <w:webHidden/>
               </w:rPr>
-              <w:instrText xml:space="preserve"> PAGEREF _Toc241930008 \h </w:instrText>
+              <w:instrText xml:space="preserve"> PAGEREF _Toc242023145 \h </w:instrText>
             </w:r>
             <w:r>
               <w:rPr>
@@ -269,7 +267,7 @@
               <w:lang w:eastAsia="en-IE"/>
             </w:rPr>
           </w:pPr>
-          <w:hyperlink w:anchor="_Toc241930009" w:history="1">
+          <w:hyperlink w:anchor="_Toc242023146" w:history="1">
             <w:r>
               <w:rPr>
                 <w:rStyle w:val="Hyperlink"/>
@@ -296,7 +294,7 @@
                 <w:noProof/>
                 <w:webHidden/>
               </w:rPr>
-              <w:instrText xml:space="preserve"> PAGEREF _Toc241930009 \h </w:instrText>
+              <w:instrText xml:space="preserve"> PAGEREF _Toc242023146 \h </w:instrText>
             </w:r>
             <w:r>
               <w:rPr>
@@ -336,7 +334,7 @@
               <w:lang w:eastAsia="en-IE"/>
             </w:rPr>
           </w:pPr>
-          <w:hyperlink w:anchor="_Toc241930010" w:history="1">
+          <w:hyperlink w:anchor="_Toc242023147" w:history="1">
             <w:r>
               <w:rPr>
                 <w:rStyle w:val="Hyperlink"/>
@@ -363,7 +361,7 @@
                 <w:noProof/>
                 <w:webHidden/>
               </w:rPr>
-              <w:instrText xml:space="preserve"> PAGEREF _Toc241930010 \h </w:instrText>
+              <w:instrText xml:space="preserve"> PAGEREF _Toc242023147 \h </w:instrText>
             </w:r>
             <w:r>
               <w:rPr>
@@ -403,7 +401,7 @@
               <w:lang w:eastAsia="en-IE"/>
             </w:rPr>
           </w:pPr>
-          <w:hyperlink w:anchor="_Toc241930011" w:history="1">
+          <w:hyperlink w:anchor="_Toc242023148" w:history="1">
             <w:r>
               <w:rPr>
                 <w:rStyle w:val="Hyperlink"/>
@@ -430,7 +428,7 @@
                 <w:noProof/>
                 <w:webHidden/>
               </w:rPr>
-              <w:instrText xml:space="preserve"> PAGEREF _Toc241930011 \h </w:instrText>
+              <w:instrText xml:space="preserve"> PAGEREF _Toc242023148 \h </w:instrText>
             </w:r>
             <w:r>
               <w:rPr>
@@ -450,7 +448,7 @@
                 <w:noProof/>
                 <w:webHidden/>
               </w:rPr>
-              <w:t>8</w:t>
+              <w:t>9</w:t>
             </w:r>
             <w:r>
               <w:rPr>
@@ -470,7 +468,7 @@
               <w:lang w:eastAsia="en-IE"/>
             </w:rPr>
           </w:pPr>
-          <w:hyperlink w:anchor="_Toc241930012" w:history="1">
+          <w:hyperlink w:anchor="_Toc242023149" w:history="1">
             <w:r>
               <w:rPr>
                 <w:rStyle w:val="Hyperlink"/>
@@ -497,7 +495,7 @@
                 <w:noProof/>
                 <w:webHidden/>
               </w:rPr>
-              <w:instrText xml:space="preserve"> PAGEREF _Toc241930012 \h </w:instrText>
+              <w:instrText xml:space="preserve"> PAGEREF _Toc242023149 \h </w:instrText>
             </w:r>
             <w:r>
               <w:rPr>
@@ -517,7 +515,7 @@
                 <w:noProof/>
                 <w:webHidden/>
               </w:rPr>
-              <w:t>9</w:t>
+              <w:t>10</w:t>
             </w:r>
             <w:r>
               <w:rPr>
@@ -537,7 +535,7 @@
               <w:lang w:eastAsia="en-IE"/>
             </w:rPr>
           </w:pPr>
-          <w:hyperlink w:anchor="_Toc241930013" w:history="1">
+          <w:hyperlink w:anchor="_Toc242023150" w:history="1">
             <w:r>
               <w:rPr>
                 <w:rStyle w:val="Hyperlink"/>
@@ -564,7 +562,7 @@
                 <w:noProof/>
                 <w:webHidden/>
               </w:rPr>
-              <w:instrText xml:space="preserve"> PAGEREF _Toc241930013 \h </w:instrText>
+              <w:instrText xml:space="preserve"> PAGEREF _Toc242023150 \h </w:instrText>
             </w:r>
             <w:r>
               <w:rPr>
@@ -584,7 +582,7 @@
                 <w:noProof/>
                 <w:webHidden/>
               </w:rPr>
-              <w:t>10</w:t>
+              <w:t>11</w:t>
             </w:r>
             <w:r>
               <w:rPr>
@@ -604,7 +602,7 @@
               <w:lang w:eastAsia="en-IE"/>
             </w:rPr>
           </w:pPr>
-          <w:hyperlink w:anchor="_Toc241930014" w:history="1">
+          <w:hyperlink w:anchor="_Toc242023151" w:history="1">
             <w:r>
               <w:rPr>
                 <w:rStyle w:val="Hyperlink"/>
@@ -631,7 +629,7 @@
                 <w:noProof/>
                 <w:webHidden/>
               </w:rPr>
-              <w:instrText xml:space="preserve"> PAGEREF _Toc241930014 \h </w:instrText>
+              <w:instrText xml:space="preserve"> PAGEREF _Toc242023151 \h </w:instrText>
             </w:r>
             <w:r>
               <w:rPr>
@@ -651,7 +649,74 @@
                 <w:noProof/>
                 <w:webHidden/>
               </w:rPr>
-              <w:t>11</w:t>
+              <w:t>12</w:t>
+            </w:r>
+            <w:r>
+              <w:rPr>
+                <w:noProof/>
+                <w:webHidden/>
+              </w:rPr>
+              <w:fldChar w:fldCharType="end"/>
+            </w:r>
+          </w:hyperlink>
+        </w:p>
+        <w:p>
+          <w:pPr>
+            <w:pStyle w:val="TOC1"/>
+            <w:rPr>
+              <w:rFonts w:eastAsiaTheme="minorEastAsia"/>
+              <w:noProof/>
+              <w:lang w:eastAsia="en-IE"/>
+            </w:rPr>
+          </w:pPr>
+          <w:hyperlink w:anchor="_Toc242023152" w:history="1">
+            <w:r>
+              <w:rPr>
+                <w:rStyle w:val="Hyperlink"/>
+                <w:noProof/>
+              </w:rPr>
+              <w:t>References</w:t>
+            </w:r>
+            <w:r>
+              <w:rPr>
+                <w:noProof/>
+                <w:webHidden/>
+              </w:rPr>
+              <w:tab/>
+            </w:r>
+            <w:r>
+              <w:rPr>
+                <w:noProof/>
+                <w:webHidden/>
+              </w:rPr>
+              <w:fldChar w:fldCharType="begin"/>
+            </w:r>
+            <w:r>
+              <w:rPr>
+                <w:noProof/>
+                <w:webHidden/>
+              </w:rPr>
+              <w:instrText xml:space="preserve"> PAGEREF _Toc242023152 \h </w:instrText>
+            </w:r>
+            <w:r>
+              <w:rPr>
+                <w:noProof/>
+                <w:webHidden/>
+              </w:rPr>
+            </w:r>
+            <w:r>
+              <w:rPr>
+                <w:noProof/>
+                <w:webHidden/>
+              </w:rPr>
+              <w:fldChar w:fldCharType="separate"/>
+            </w:r>
+            <w:r>
+              <w:rPr>
+                <w:noProof/>
+                <w:webHidden/>
+              </w:rPr>
+              <w:t>13</w:t>
             </w:r>
             <w:r>
               <w:rPr>
@@ -679,6 +744,9 @@
     </w:sdt>
     <w:p/>
     <w:p>
+      <w:pPr>
+        <w:pStyle w:val="Heading1"/>
+      </w:pPr>
       <w:r>
         <w:br w:type="page"/>
       </w:r>
@@ -687,9 +755,13 @@
       <w:pPr>
         <w:pStyle w:val="Heading1"/>
       </w:pPr>
-      <w:bookmarkStart w:id="0" w:name="_Toc241930006"/>
-      <w:r>
-        <w:lastRenderedPageBreak/>
+    </w:p>
+    <w:p>
+      <w:pPr>
+        <w:pStyle w:val="Heading1"/>
+      </w:pPr>
+      <w:bookmarkStart w:id="0" w:name="_Toc242023143"/>
+      <w:r>
         <w:t>Introduction</w:t>
       </w:r>
       <w:bookmarkEnd w:id="0"/>
@@ -746,103 +818,7 @@
           <w:sz w:val="22"/>
           <w:szCs w:val="22"/>
         </w:rPr>
-        <w:t xml:space="preserve">This project proposes the development of a machine learning classification system capable of predicting match outcomes across Europe's major football leagues. Using historical match data from the </w:t>
-      </w:r>
-      <w:r>
-        <w:rPr>
-          <w:rFonts w:ascii="Arial" w:hAnsi="Arial" w:cs="Arial"/>
-          <w:sz w:val="22"/>
-          <w:szCs w:val="22"/>
-        </w:rPr>
-        <w:t xml:space="preserve">English </w:t>
-      </w:r>
-      <w:r>
-        <w:rPr>
-          <w:rFonts w:ascii="Arial" w:hAnsi="Arial" w:cs="Arial"/>
-          <w:sz w:val="22"/>
-          <w:szCs w:val="22"/>
-        </w:rPr>
-        <w:t xml:space="preserve">Premier League, </w:t>
-      </w:r>
-      <w:r>
-        <w:rPr>
-          <w:rFonts w:ascii="Arial" w:hAnsi="Arial" w:cs="Arial"/>
-          <w:sz w:val="22"/>
-          <w:szCs w:val="22"/>
-        </w:rPr>
-        <w:t xml:space="preserve">English </w:t>
-      </w:r>
-      <w:r>
-        <w:rPr>
-          <w:rFonts w:ascii="Arial" w:hAnsi="Arial" w:cs="Arial"/>
-          <w:sz w:val="22"/>
-          <w:szCs w:val="22"/>
-        </w:rPr>
-        <w:t xml:space="preserve">Championship, </w:t>
-      </w:r>
-      <w:r>
-        <w:rPr>
-          <w:rFonts w:ascii="Arial" w:hAnsi="Arial" w:cs="Arial"/>
-          <w:sz w:val="22"/>
-          <w:szCs w:val="22"/>
-        </w:rPr>
-        <w:t xml:space="preserve">Spanish </w:t>
-      </w:r>
-      <w:r>
-        <w:rPr>
-          <w:rFonts w:ascii="Arial" w:hAnsi="Arial" w:cs="Arial"/>
-          <w:sz w:val="22"/>
-          <w:szCs w:val="22"/>
-        </w:rPr>
-        <w:t xml:space="preserve">La Liga, </w:t>
-      </w:r>
-      <w:r>
-        <w:rPr>
-          <w:rFonts w:ascii="Arial" w:hAnsi="Arial" w:cs="Arial"/>
-          <w:sz w:val="22"/>
-          <w:szCs w:val="22"/>
-        </w:rPr>
-        <w:t xml:space="preserve">Italian </w:t>
-      </w:r>
-      <w:r>
-        <w:rPr>
-          <w:rFonts w:ascii="Arial" w:hAnsi="Arial" w:cs="Arial"/>
-          <w:sz w:val="22"/>
-          <w:szCs w:val="22"/>
-        </w:rPr>
-        <w:t>Serie A</w:t>
-      </w:r>
-      <w:r>
-        <w:rPr>
-          <w:rFonts w:ascii="Arial" w:hAnsi="Arial" w:cs="Arial"/>
-          <w:sz w:val="22"/>
-          <w:szCs w:val="22"/>
-        </w:rPr>
-        <w:t>, German</w:t>
-      </w:r>
-      <w:r>
-        <w:rPr>
-          <w:rFonts w:ascii="Arial" w:hAnsi="Arial" w:cs="Arial"/>
-          <w:sz w:val="22"/>
-          <w:szCs w:val="22"/>
-        </w:rPr>
-        <w:t xml:space="preserve"> Bundesliga</w:t>
-      </w:r>
-      <w:r>
-        <w:rPr>
-          <w:rFonts w:ascii="Arial" w:hAnsi="Arial" w:cs="Arial"/>
-          <w:sz w:val="22"/>
-          <w:szCs w:val="22"/>
-        </w:rPr>
-        <w:t xml:space="preserve"> and French Ligue 1</w:t>
-      </w:r>
-      <w:r>
-        <w:rPr>
-          <w:rFonts w:ascii="Arial" w:hAnsi="Arial" w:cs="Arial"/>
-          <w:sz w:val="22"/>
-          <w:szCs w:val="22"/>
-        </w:rPr>
-        <w:t>, the project will identify patterns in football performance data and evaluate the effectiveness of predictive modelling techniques.</w:t>
+        <w:t>This project proposes the development of a machine learning classification system capable of predicting match outcomes across Europe's major football leagues. Using historical match data from the English Premier League, English Championship, Spanish La Liga, Italian Serie A, German Bundesliga and French Ligue 1, the project will identify patterns in football performance data and evaluate the effectiveness of predictive modelling techniques.</w:t>
       </w:r>
     </w:p>
     <w:p/>
@@ -855,9 +831,13 @@
       <w:pPr>
         <w:pStyle w:val="Heading1"/>
       </w:pPr>
-      <w:bookmarkStart w:id="1" w:name="_Toc241930007"/>
-      <w:r>
-        <w:lastRenderedPageBreak/>
+    </w:p>
+    <w:p>
+      <w:pPr>
+        <w:pStyle w:val="Heading1"/>
+      </w:pPr>
+      <w:bookmarkStart w:id="1" w:name="_Toc242023144"/>
+      <w:r>
         <w:t>Problem Definition</w:t>
       </w:r>
       <w:bookmarkEnd w:id="1"/>
@@ -871,6 +851,16 @@
           <w:szCs w:val="22"/>
         </w:rPr>
       </w:pPr>
+    </w:p>
+    <w:p>
+      <w:pPr>
+        <w:jc w:val="both"/>
+        <w:rPr>
+          <w:rFonts w:ascii="Arial" w:hAnsi="Arial" w:cs="Arial"/>
+          <w:sz w:val="22"/>
+          <w:szCs w:val="22"/>
+        </w:rPr>
+      </w:pPr>
       <w:r>
         <w:rPr>
           <w:rFonts w:ascii="Arial" w:hAnsi="Arial" w:cs="Arial"/>
@@ -908,9 +898,13 @@
       <w:pPr>
         <w:pStyle w:val="Heading1"/>
       </w:pPr>
-      <w:bookmarkStart w:id="2" w:name="_Toc241930008"/>
-      <w:r>
-        <w:lastRenderedPageBreak/>
+    </w:p>
+    <w:p>
+      <w:pPr>
+        <w:pStyle w:val="Heading1"/>
+      </w:pPr>
+      <w:bookmarkStart w:id="2" w:name="_Toc242023145"/>
+      <w:r>
         <w:t>Aim and Objectives</w:t>
       </w:r>
       <w:bookmarkEnd w:id="2"/>
@@ -929,6 +923,7 @@
     </w:p>
     <w:p>
       <w:pPr>
+        <w:jc w:val="both"/>
         <w:rPr>
           <w:rFonts w:ascii="Arial" w:hAnsi="Arial" w:cs="Arial"/>
           <w:i/>
@@ -952,23 +947,64 @@
     </w:p>
     <w:p>
       <w:pPr>
-        <w:rPr>
-          <w:rFonts w:ascii="Arial" w:hAnsi="Arial" w:cs="Arial"/>
-          <w:sz w:val="22"/>
-          <w:szCs w:val="22"/>
-        </w:rPr>
-      </w:pPr>
-      <w:r>
-        <w:rPr>
-          <w:rFonts w:ascii="Arial" w:hAnsi="Arial" w:cs="Arial"/>
-          <w:sz w:val="22"/>
-          <w:szCs w:val="22"/>
-        </w:rPr>
-        <w:t>To develop and evaluate machine learning classification models capable of predicting football match outcomes using historical data from Europe's major football leagues.</w:t>
-      </w:r>
-    </w:p>
-    <w:p>
-      <w:pPr>
+        <w:jc w:val="both"/>
+        <w:rPr>
+          <w:rFonts w:ascii="Arial" w:hAnsi="Arial" w:cs="Arial"/>
+          <w:sz w:val="22"/>
+          <w:szCs w:val="22"/>
+        </w:rPr>
+      </w:pPr>
+      <w:r>
+        <w:rPr>
+          <w:rFonts w:ascii="Arial" w:hAnsi="Arial" w:cs="Arial"/>
+          <w:sz w:val="22"/>
+          <w:szCs w:val="22"/>
+        </w:rPr>
+        <w:t>The aim of this project is t</w:t>
+      </w:r>
+      <w:r>
+        <w:rPr>
+          <w:rFonts w:ascii="Arial" w:hAnsi="Arial" w:cs="Arial"/>
+          <w:sz w:val="22"/>
+          <w:szCs w:val="22"/>
+        </w:rPr>
+        <w:t>o develop and evaluate machine learning classification models capable of predicting football match outcomes using historical data from Europe's major football leagues.</w:t>
+      </w:r>
+    </w:p>
+    <w:p>
+      <w:pPr>
+        <w:jc w:val="both"/>
+        <w:rPr>
+          <w:rFonts w:ascii="Arial" w:hAnsi="Arial" w:cs="Arial"/>
+          <w:sz w:val="22"/>
+          <w:szCs w:val="22"/>
+        </w:rPr>
+      </w:pPr>
+      <w:r>
+        <w:rPr>
+          <w:rFonts w:ascii="Arial" w:hAnsi="Arial" w:cs="Arial"/>
+          <w:sz w:val="22"/>
+          <w:szCs w:val="22"/>
+        </w:rPr>
+        <w:t>The project will investigate whether predictive analytics techniques can improve forecasting accuracy by analysing historical match statistics, identifying influential performance factors, and comparing the effectiveness of multiple machine learning algorithms.</w:t>
+      </w:r>
+    </w:p>
+    <w:p>
+      <w:pPr>
+        <w:jc w:val="both"/>
+        <w:rPr>
+          <w:rFonts w:ascii="Arial" w:hAnsi="Arial" w:cs="Arial"/>
+          <w:i/>
+          <w:iCs/>
+          <w:sz w:val="22"/>
+          <w:szCs w:val="22"/>
+          <w:u w:val="single"/>
+        </w:rPr>
+      </w:pPr>
+    </w:p>
+    <w:p>
+      <w:pPr>
+        <w:jc w:val="both"/>
         <w:rPr>
           <w:rFonts w:ascii="Arial" w:hAnsi="Arial" w:cs="Arial"/>
           <w:i/>
@@ -997,6 +1033,7 @@
           <w:ilvl w:val="0"/>
           <w:numId w:val="1"/>
         </w:numPr>
+        <w:jc w:val="both"/>
         <w:rPr>
           <w:rFonts w:ascii="Arial" w:hAnsi="Arial" w:cs="Arial"/>
           <w:sz w:val="22"/>
@@ -1019,6 +1056,7 @@
           <w:ilvl w:val="0"/>
           <w:numId w:val="1"/>
         </w:numPr>
+        <w:jc w:val="both"/>
         <w:rPr>
           <w:rFonts w:ascii="Arial" w:hAnsi="Arial" w:cs="Arial"/>
           <w:sz w:val="22"/>
@@ -1041,6 +1079,7 @@
           <w:ilvl w:val="0"/>
           <w:numId w:val="1"/>
         </w:numPr>
+        <w:jc w:val="both"/>
         <w:rPr>
           <w:rFonts w:ascii="Arial" w:hAnsi="Arial" w:cs="Arial"/>
           <w:sz w:val="22"/>
@@ -1063,6 +1102,7 @@
           <w:ilvl w:val="0"/>
           <w:numId w:val="1"/>
         </w:numPr>
+        <w:jc w:val="both"/>
         <w:rPr>
           <w:rFonts w:ascii="Arial" w:hAnsi="Arial" w:cs="Arial"/>
           <w:sz w:val="22"/>
@@ -1085,6 +1125,7 @@
           <w:ilvl w:val="0"/>
           <w:numId w:val="1"/>
         </w:numPr>
+        <w:jc w:val="both"/>
         <w:rPr>
           <w:rFonts w:ascii="Arial" w:hAnsi="Arial" w:cs="Arial"/>
           <w:sz w:val="22"/>
@@ -1107,6 +1148,7 @@
           <w:ilvl w:val="0"/>
           <w:numId w:val="1"/>
         </w:numPr>
+        <w:jc w:val="both"/>
         <w:rPr>
           <w:rFonts w:ascii="Arial" w:hAnsi="Arial" w:cs="Arial"/>
           <w:sz w:val="22"/>
@@ -1122,28 +1164,103 @@
         <w:t>Present findings through reporting and dashboard visualisation.</w:t>
       </w:r>
     </w:p>
+    <w:p>
+      <w:pPr>
+        <w:jc w:val="both"/>
+      </w:pPr>
+    </w:p>
+    <w:p>
+      <w:pPr>
+        <w:jc w:val="both"/>
+        <w:rPr>
+          <w:rFonts w:ascii="Arial" w:hAnsi="Arial" w:cs="Arial"/>
+          <w:sz w:val="22"/>
+          <w:szCs w:val="22"/>
+          <w:u w:val="single"/>
+        </w:rPr>
+      </w:pPr>
+      <w:r>
+        <w:rPr>
+          <w:rFonts w:ascii="Arial" w:hAnsi="Arial" w:cs="Arial"/>
+          <w:sz w:val="22"/>
+          <w:szCs w:val="22"/>
+          <w:u w:val="single"/>
+        </w:rPr>
+        <w:t>Business Objective</w:t>
+      </w:r>
+    </w:p>
+    <w:p>
+      <w:pPr>
+        <w:jc w:val="both"/>
+        <w:rPr>
+          <w:rFonts w:ascii="Arial" w:hAnsi="Arial" w:cs="Arial"/>
+          <w:sz w:val="22"/>
+          <w:szCs w:val="22"/>
+        </w:rPr>
+      </w:pPr>
+      <w:r>
+        <w:rPr>
+          <w:rFonts w:ascii="Arial" w:hAnsi="Arial" w:cs="Arial"/>
+          <w:sz w:val="22"/>
+          <w:szCs w:val="22"/>
+        </w:rPr>
+        <w:t>To determine whether machine learning models can predict football match outcomes more accurately than simple rule-based approach</w:t>
+      </w:r>
+      <w:r>
+        <w:rPr>
+          <w:rFonts w:ascii="Arial" w:hAnsi="Arial" w:cs="Arial"/>
+          <w:sz w:val="22"/>
+          <w:szCs w:val="22"/>
+        </w:rPr>
+        <w:t>es by analysing historical football data.</w:t>
+      </w:r>
+    </w:p>
+    <w:p>
+      <w:pPr>
+        <w:jc w:val="both"/>
+        <w:rPr>
+          <w:rFonts w:ascii="Arial" w:eastAsiaTheme="majorEastAsia" w:hAnsi="Arial" w:cs="Arial"/>
+          <w:color w:val="0F4761" w:themeColor="accent1" w:themeShade="BF"/>
+          <w:sz w:val="22"/>
+          <w:szCs w:val="22"/>
+        </w:rPr>
+      </w:pPr>
+    </w:p>
+    <w:p>
+      <w:pPr>
+        <w:jc w:val="both"/>
+        <w:rPr>
+          <w:rFonts w:ascii="Arial" w:eastAsiaTheme="majorEastAsia" w:hAnsi="Arial" w:cs="Arial"/>
+          <w:color w:val="0F4761" w:themeColor="accent1" w:themeShade="BF"/>
+          <w:sz w:val="22"/>
+          <w:szCs w:val="22"/>
+        </w:rPr>
+      </w:pPr>
+      <w:r>
+        <w:rPr>
+          <w:rFonts w:ascii="Arial" w:hAnsi="Arial" w:cs="Arial"/>
+          <w:sz w:val="22"/>
+          <w:szCs w:val="22"/>
+        </w:rPr>
+        <w:br w:type="page"/>
+      </w:r>
+    </w:p>
+    <w:p>
+      <w:pPr>
+        <w:pStyle w:val="Heading1"/>
+      </w:pPr>
+    </w:p>
+    <w:p>
+      <w:pPr>
+        <w:pStyle w:val="Heading1"/>
+      </w:pPr>
+      <w:bookmarkStart w:id="3" w:name="_Toc242023146"/>
+      <w:r>
+        <w:t>Scope</w:t>
+      </w:r>
+      <w:bookmarkEnd w:id="3"/>
+    </w:p>
     <w:p/>
-    <w:p>
-      <w:r>
-        <w:br w:type="page"/>
-      </w:r>
-    </w:p>
-    <w:p>
-      <w:pPr>
-        <w:pStyle w:val="Heading1"/>
-      </w:pPr>
-      <w:bookmarkStart w:id="3" w:name="_Toc241930009"/>
-      <w:r>
-        <w:lastRenderedPageBreak/>
-        <w:t>Scope</w:t>
-      </w:r>
-      <w:bookmarkEnd w:id="3"/>
-    </w:p>
-    <w:p>
-      <w:r>
-        <w:t>`</w:t>
-      </w:r>
-    </w:p>
     <w:p>
       <w:r>
         <w:rPr>
@@ -1252,13 +1369,7 @@
     <w:p/>
     <w:p>
       <w:r>
-        <w:t>Collect Historical match data from 2014/2015 to 2025/2026 (12 league season</w:t>
-      </w:r>
-      <w:r>
-        <w:t>s</w:t>
-      </w:r>
-      <w:r>
-        <w:t>)</w:t>
+        <w:t>Collect Historical match data from 2014/2015 to 2025/2026 (12 league seasons)</w:t>
       </w:r>
     </w:p>
     <w:p>
@@ -1271,7 +1382,6 @@
         <w:t>Machine Learning Classification</w:t>
       </w:r>
     </w:p>
-    <w:p/>
     <w:p/>
     <w:p>
       <w:r>
@@ -1320,9 +1430,13 @@
       <w:pPr>
         <w:pStyle w:val="Heading1"/>
       </w:pPr>
-      <w:bookmarkStart w:id="4" w:name="_Toc241930010"/>
-      <w:r>
-        <w:lastRenderedPageBreak/>
+    </w:p>
+    <w:p>
+      <w:pPr>
+        <w:pStyle w:val="Heading1"/>
+      </w:pPr>
+      <w:bookmarkStart w:id="4" w:name="_Toc242023147"/>
+      <w:r>
         <w:t>Methodology</w:t>
       </w:r>
       <w:bookmarkEnd w:id="4"/>
@@ -1572,24 +1686,9 @@
         </w:numPr>
       </w:pPr>
       <w:r>
+        <w:lastRenderedPageBreak/>
         <w:t>Rolling Statistics</w:t>
       </w:r>
-    </w:p>
-    <w:p>
-      <w:pPr>
-        <w:rPr>
-          <w:b/>
-          <w:bCs/>
-        </w:rPr>
-      </w:pPr>
-    </w:p>
-    <w:p>
-      <w:pPr>
-        <w:rPr>
-          <w:b/>
-          <w:bCs/>
-        </w:rPr>
-      </w:pPr>
     </w:p>
     <w:p>
       <w:pPr>
@@ -1652,7 +1751,13 @@
         <w:t>Percentage</w:t>
       </w:r>
       <w:r>
-        <w:t xml:space="preserve"> analysis</w:t>
+        <w:t xml:space="preserve"> </w:t>
+      </w:r>
+      <w:r>
+        <w:t>A</w:t>
+      </w:r>
+      <w:r>
+        <w:t>nalysis</w:t>
       </w:r>
     </w:p>
     <w:p>
@@ -1902,7 +2007,13 @@
     </w:p>
     <w:p/>
     <w:p>
-      <w:r>
+      <w:pPr>
+        <w:keepNext/>
+      </w:pPr>
+      <w:r>
+        <w:rPr>
+          <w:noProof/>
+        </w:rPr>
         <w:drawing>
           <wp:inline distT="0" distB="0" distL="0" distR="0" wp14:anchorId="2F99D5EC" wp14:editId="72E5F302">
             <wp:extent cx="6244920" cy="7175500"/>
@@ -1941,6 +2052,25 @@
       </w:r>
     </w:p>
     <w:p>
+      <w:pPr>
+        <w:pStyle w:val="Caption"/>
+      </w:pPr>
+      <w:r>
+        <w:t xml:space="preserve">Figure </w:t>
+      </w:r>
+      <w:fldSimple w:instr=" SEQ Figure \* ARABIC ">
+        <w:r>
+          <w:rPr>
+            <w:noProof/>
+          </w:rPr>
+          <w:t>1</w:t>
+        </w:r>
+      </w:fldSimple>
+      <w:r>
+        <w:t xml:space="preserve"> Methodology Gantt chart</w:t>
+      </w:r>
+    </w:p>
+    <w:p>
       <w:r>
         <w:br w:type="page"/>
       </w:r>
@@ -1949,12 +2079,12 @@
       <w:pPr>
         <w:pStyle w:val="Heading1"/>
       </w:pPr>
-      <w:bookmarkStart w:id="5" w:name="_Toc241930011"/>
     </w:p>
     <w:p>
       <w:pPr>
         <w:pStyle w:val="Heading1"/>
       </w:pPr>
+      <w:bookmarkStart w:id="5" w:name="_Toc242023148"/>
       <w:r>
         <w:t>Data Sources</w:t>
       </w:r>
@@ -1982,83 +2112,431 @@
         <w:br w:type="page"/>
       </w:r>
     </w:p>
+    <w:p>
+      <w:pPr>
+        <w:pStyle w:val="Heading1"/>
+      </w:pPr>
+    </w:p>
+    <w:p>
+      <w:pPr>
+        <w:pStyle w:val="Heading1"/>
+      </w:pPr>
+      <w:bookmarkStart w:id="6" w:name="_Toc242023149"/>
+      <w:r>
+        <w:t>Expected Deliverables</w:t>
+      </w:r>
+      <w:bookmarkEnd w:id="6"/>
+    </w:p>
+    <w:p>
+      <w:pPr>
+        <w:rPr>
+          <w:rFonts w:cstheme="minorHAnsi"/>
+        </w:rPr>
+      </w:pPr>
+      <w:r>
+        <w:rPr>
+          <w:rFonts w:cstheme="minorHAnsi"/>
+        </w:rPr>
+        <w:br w:type="page"/>
+      </w:r>
+    </w:p>
+    <w:p>
+      <w:pPr>
+        <w:pStyle w:val="Heading1"/>
+      </w:pPr>
+    </w:p>
+    <w:p>
+      <w:pPr>
+        <w:pStyle w:val="Heading1"/>
+      </w:pPr>
+      <w:bookmarkStart w:id="7" w:name="_Toc242023150"/>
+      <w:r>
+        <w:t>Project Timeline</w:t>
+      </w:r>
+      <w:bookmarkEnd w:id="7"/>
+    </w:p>
     <w:p/>
     <w:p>
       <w:pPr>
+        <w:keepNext/>
+      </w:pPr>
+      <w:r>
+        <w:drawing>
+          <wp:inline distT="0" distB="0" distL="0" distR="0" wp14:anchorId="4676856A" wp14:editId="2CF80A99">
+            <wp:extent cx="5731510" cy="5830570"/>
+            <wp:effectExtent l="0" t="0" r="2540" b="0"/>
+            <wp:docPr id="1956249182" name="Picture 1"/>
+            <wp:cNvGraphicFramePr>
+              <a:graphicFrameLocks xmlns:a="http://schemas.openxmlformats.org/drawingml/2006/main" noChangeAspect="1"/>
+            </wp:cNvGraphicFramePr>
+            <a:graphic xmlns:a="http://schemas.openxmlformats.org/drawingml/2006/main">
+              <a:graphicData uri="http://schemas.openxmlformats.org/drawingml/2006/picture">
+                <pic:pic xmlns:pic="http://schemas.openxmlformats.org/drawingml/2006/picture">
+                  <pic:nvPicPr>
+                    <pic:cNvPr id="1956249182" name=""/>
+                    <pic:cNvPicPr/>
+                  </pic:nvPicPr>
+                  <pic:blipFill>
+                    <a:blip r:embed="rId12"/>
+                    <a:stretch>
+                      <a:fillRect/>
+                    </a:stretch>
+                  </pic:blipFill>
+                  <pic:spPr>
+                    <a:xfrm>
+                      <a:off x="0" y="0"/>
+                      <a:ext cx="5731510" cy="5830570"/>
+                    </a:xfrm>
+                    <a:prstGeom prst="rect">
+                      <a:avLst/>
+                    </a:prstGeom>
+                  </pic:spPr>
+                </pic:pic>
+              </a:graphicData>
+            </a:graphic>
+          </wp:inline>
+        </w:drawing>
+      </w:r>
+    </w:p>
+    <w:p>
+      <w:pPr>
+        <w:pStyle w:val="Caption"/>
+      </w:pPr>
+      <w:r>
+        <w:t xml:space="preserve">Figure </w:t>
+      </w:r>
+      <w:fldSimple w:instr=" SEQ Figure \* ARABIC ">
+        <w:r>
+          <w:rPr>
+            <w:noProof/>
+          </w:rPr>
+          <w:t>2</w:t>
+        </w:r>
+      </w:fldSimple>
+      <w:r>
+        <w:t xml:space="preserve"> Proposed Project Timeline 2026-2027</w:t>
+      </w:r>
+    </w:p>
+    <w:p>
+      <w:pPr>
+        <w:rPr>
+          <w:rFonts w:asciiTheme="majorHAnsi" w:eastAsiaTheme="majorEastAsia" w:hAnsiTheme="majorHAnsi" w:cstheme="majorBidi"/>
+          <w:color w:val="0F4761" w:themeColor="accent1" w:themeShade="BF"/>
+          <w:sz w:val="40"/>
+          <w:szCs w:val="40"/>
+        </w:rPr>
+      </w:pPr>
+      <w:r>
+        <w:br w:type="page"/>
+      </w:r>
+    </w:p>
+    <w:p/>
+    <w:p>
+      <w:pPr>
         <w:pStyle w:val="Heading1"/>
       </w:pPr>
-      <w:bookmarkStart w:id="6" w:name="_Toc241930012"/>
-      <w:r>
-        <w:t>Expected Deliverables</w:t>
-      </w:r>
-      <w:bookmarkEnd w:id="6"/>
-    </w:p>
-    <w:p>
-      <w:pPr>
-        <w:rPr>
-          <w:rFonts w:cstheme="minorHAnsi"/>
-        </w:rPr>
-      </w:pPr>
-      <w:r>
-        <w:rPr>
-          <w:rFonts w:cstheme="minorHAnsi"/>
-        </w:rPr>
+      <w:bookmarkStart w:id="8" w:name="_Toc242023151"/>
+      <w:r>
+        <w:t>Ethical and Legal Considerations</w:t>
+      </w:r>
+      <w:bookmarkEnd w:id="8"/>
+    </w:p>
+    <w:p>
+      <w:pPr>
+        <w:jc w:val="both"/>
+        <w:rPr>
+          <w:rFonts w:ascii="Arial" w:hAnsi="Arial" w:cs="Arial"/>
+          <w:sz w:val="22"/>
+          <w:szCs w:val="22"/>
+        </w:rPr>
+      </w:pPr>
+    </w:p>
+    <w:p>
+      <w:pPr>
+        <w:jc w:val="both"/>
+        <w:rPr>
+          <w:rFonts w:ascii="Arial" w:hAnsi="Arial" w:cs="Arial"/>
+          <w:sz w:val="22"/>
+          <w:szCs w:val="22"/>
+        </w:rPr>
+      </w:pPr>
+      <w:r>
+        <w:rPr>
+          <w:rFonts w:ascii="Arial" w:hAnsi="Arial" w:cs="Arial"/>
+          <w:sz w:val="22"/>
+          <w:szCs w:val="22"/>
+        </w:rPr>
+        <w:t>The data obtained for this project will be taken from:</w:t>
+      </w:r>
+    </w:p>
+    <w:p>
+      <w:pPr>
+        <w:jc w:val="both"/>
+        <w:rPr>
+          <w:rFonts w:ascii="Arial" w:hAnsi="Arial" w:cs="Arial"/>
+          <w:sz w:val="22"/>
+          <w:szCs w:val="22"/>
+        </w:rPr>
+      </w:pPr>
+      <w:r>
+        <w:rPr>
+          <w:rFonts w:ascii="Arial" w:hAnsi="Arial" w:cs="Arial"/>
+          <w:sz w:val="22"/>
+          <w:szCs w:val="22"/>
+        </w:rPr>
+        <w:tab/>
+      </w:r>
+      <w:hyperlink r:id="rId13" w:history="1">
+        <w:r>
+          <w:rPr>
+            <w:rStyle w:val="Hyperlink"/>
+            <w:rFonts w:ascii="Arial" w:hAnsi="Arial" w:cs="Arial"/>
+            <w:sz w:val="22"/>
+            <w:szCs w:val="22"/>
+          </w:rPr>
+          <w:t>https://football-data.co.uk/data</w:t>
+        </w:r>
+      </w:hyperlink>
+    </w:p>
+    <w:p>
+      <w:pPr>
+        <w:jc w:val="both"/>
+        <w:rPr>
+          <w:rFonts w:ascii="Arial" w:hAnsi="Arial" w:cs="Arial"/>
+          <w:sz w:val="22"/>
+          <w:szCs w:val="22"/>
+        </w:rPr>
+      </w:pPr>
+      <w:r>
+        <w:rPr>
+          <w:rFonts w:ascii="Arial" w:hAnsi="Arial" w:cs="Arial"/>
+          <w:sz w:val="22"/>
+          <w:szCs w:val="22"/>
+        </w:rPr>
+        <w:t>This site is a publicly available source of football match statistics.  The dataset contains only historical football match information and does not contain personal or sensitive personal data.</w:t>
+      </w:r>
+    </w:p>
+    <w:p>
+      <w:pPr>
+        <w:jc w:val="both"/>
+        <w:rPr>
+          <w:rFonts w:ascii="Arial" w:hAnsi="Arial" w:cs="Arial"/>
+          <w:sz w:val="22"/>
+          <w:szCs w:val="22"/>
+        </w:rPr>
+      </w:pPr>
+      <w:r>
+        <w:rPr>
+          <w:rFonts w:ascii="Arial" w:hAnsi="Arial" w:cs="Arial"/>
+          <w:sz w:val="22"/>
+          <w:szCs w:val="22"/>
+        </w:rPr>
+        <w:t>This data will be used solely for educational and research purposes and no GDPR or privacy concerns are anticipated.</w:t>
+      </w:r>
+    </w:p>
+    <w:p>
+      <w:pPr>
+        <w:jc w:val="both"/>
+        <w:rPr>
+          <w:rFonts w:ascii="Arial" w:hAnsi="Arial" w:cs="Arial"/>
+          <w:sz w:val="22"/>
+          <w:szCs w:val="22"/>
+        </w:rPr>
+      </w:pPr>
+    </w:p>
+    <w:p>
+      <w:pPr>
+        <w:rPr>
+          <w:rFonts w:asciiTheme="majorHAnsi" w:eastAsiaTheme="majorEastAsia" w:hAnsiTheme="majorHAnsi" w:cstheme="majorBidi"/>
+          <w:color w:val="0F4761" w:themeColor="accent1" w:themeShade="BF"/>
+          <w:sz w:val="40"/>
+          <w:szCs w:val="40"/>
+        </w:rPr>
+      </w:pPr>
+      <w:r>
         <w:br w:type="page"/>
       </w:r>
     </w:p>
     <w:p>
       <w:pPr>
-        <w:rPr>
-          <w:rFonts w:cstheme="minorHAnsi"/>
-        </w:rPr>
-      </w:pPr>
-    </w:p>
-    <w:p>
-      <w:pPr>
         <w:pStyle w:val="Heading1"/>
       </w:pPr>
-      <w:bookmarkStart w:id="7" w:name="_Toc241930013"/>
-      <w:r>
-        <w:t>Project Timeline</w:t>
-      </w:r>
-      <w:bookmarkEnd w:id="7"/>
-    </w:p>
-    <w:p>
-      <w:pPr>
-        <w:rPr>
-          <w:rFonts w:cstheme="minorHAnsi"/>
-        </w:rPr>
-      </w:pPr>
-      <w:r>
-        <w:rPr>
-          <w:rFonts w:cstheme="minorHAnsi"/>
-        </w:rPr>
-        <w:br w:type="page"/>
-      </w:r>
-    </w:p>
-    <w:p>
-      <w:pPr>
-        <w:rPr>
-          <w:rFonts w:cstheme="minorHAnsi"/>
-        </w:rPr>
-      </w:pPr>
     </w:p>
     <w:p>
       <w:pPr>
         <w:pStyle w:val="Heading1"/>
       </w:pPr>
-      <w:bookmarkStart w:id="8" w:name="_Toc241930014"/>
-      <w:r>
-        <w:t>Ethical and Legal Considerations</w:t>
-      </w:r>
-      <w:bookmarkEnd w:id="8"/>
-    </w:p>
-    <w:p/>
+      <w:bookmarkStart w:id="9" w:name="_Toc242023152"/>
+      <w:r>
+        <w:t>References</w:t>
+      </w:r>
+      <w:bookmarkEnd w:id="9"/>
+    </w:p>
+    <w:p>
+      <w:pPr>
+        <w:jc w:val="both"/>
+        <w:rPr>
+          <w:rFonts w:ascii="Arial" w:hAnsi="Arial" w:cs="Arial"/>
+          <w:sz w:val="22"/>
+          <w:szCs w:val="22"/>
+        </w:rPr>
+      </w:pPr>
+    </w:p>
+    <w:p>
+      <w:pPr>
+        <w:jc w:val="both"/>
+        <w:rPr>
+          <w:rFonts w:ascii="Arial" w:hAnsi="Arial" w:cs="Arial"/>
+          <w:i/>
+          <w:iCs/>
+          <w:sz w:val="22"/>
+          <w:szCs w:val="22"/>
+        </w:rPr>
+      </w:pPr>
+      <w:r>
+        <w:rPr>
+          <w:rFonts w:ascii="Arial" w:hAnsi="Arial" w:cs="Arial"/>
+          <w:i/>
+          <w:iCs/>
+          <w:sz w:val="22"/>
+          <w:szCs w:val="22"/>
+        </w:rPr>
+        <w:t xml:space="preserve">Football-Data.co.uk (2026) </w:t>
+      </w:r>
+      <w:r>
+        <w:rPr>
+          <w:rFonts w:ascii="Arial" w:hAnsi="Arial" w:cs="Arial"/>
+          <w:i/>
+          <w:iCs/>
+          <w:sz w:val="22"/>
+          <w:szCs w:val="22"/>
+        </w:rPr>
+        <w:tab/>
+        <w:t>Football Results and Betting Data. Available at:</w:t>
+      </w:r>
+    </w:p>
+    <w:p>
+      <w:pPr>
+        <w:jc w:val="both"/>
+        <w:rPr>
+          <w:rFonts w:ascii="Arial" w:hAnsi="Arial" w:cs="Arial"/>
+          <w:i/>
+          <w:iCs/>
+          <w:sz w:val="22"/>
+          <w:szCs w:val="22"/>
+        </w:rPr>
+      </w:pPr>
+      <w:r>
+        <w:rPr>
+          <w:rFonts w:ascii="Arial" w:hAnsi="Arial" w:cs="Arial"/>
+          <w:i/>
+          <w:iCs/>
+          <w:sz w:val="22"/>
+          <w:szCs w:val="22"/>
+        </w:rPr>
+        <w:t xml:space="preserve"> </w:t>
+      </w:r>
+      <w:hyperlink r:id="rId14" w:history="1">
+        <w:r>
+          <w:rPr>
+            <w:rStyle w:val="Hyperlink"/>
+            <w:rFonts w:ascii="Arial" w:hAnsi="Arial" w:cs="Arial"/>
+            <w:i/>
+            <w:iCs/>
+            <w:sz w:val="22"/>
+            <w:szCs w:val="22"/>
+          </w:rPr>
+          <w:t>https://football-data.co.uk/data</w:t>
+        </w:r>
+      </w:hyperlink>
+      <w:r>
+        <w:rPr>
+          <w:rFonts w:ascii="Arial" w:hAnsi="Arial" w:cs="Arial"/>
+          <w:i/>
+          <w:iCs/>
+          <w:sz w:val="22"/>
+          <w:szCs w:val="22"/>
+        </w:rPr>
+        <w:t xml:space="preserve"> (accessed: 1 October 2026)</w:t>
+      </w:r>
+    </w:p>
+    <w:p>
+      <w:pPr>
+        <w:jc w:val="both"/>
+        <w:rPr>
+          <w:rFonts w:ascii="Arial" w:hAnsi="Arial" w:cs="Arial"/>
+          <w:sz w:val="22"/>
+          <w:szCs w:val="22"/>
+        </w:rPr>
+      </w:pPr>
+    </w:p>
+    <w:p>
+      <w:pPr>
+        <w:jc w:val="both"/>
+        <w:rPr>
+          <w:rFonts w:ascii="Arial" w:hAnsi="Arial" w:cs="Arial"/>
+          <w:i/>
+          <w:iCs/>
+          <w:sz w:val="22"/>
+          <w:szCs w:val="22"/>
+        </w:rPr>
+      </w:pPr>
+      <w:r>
+        <w:rPr>
+          <w:rFonts w:ascii="Arial" w:hAnsi="Arial" w:cs="Arial"/>
+          <w:i/>
+          <w:iCs/>
+          <w:sz w:val="22"/>
+          <w:szCs w:val="22"/>
+        </w:rPr>
+        <w:t>CCT College Dublin (2026) St</w:t>
+      </w:r>
+      <w:r>
+        <w:rPr>
+          <w:rFonts w:ascii="Arial" w:hAnsi="Arial" w:cs="Arial"/>
+          <w:i/>
+          <w:iCs/>
+          <w:sz w:val="22"/>
+          <w:szCs w:val="22"/>
+        </w:rPr>
+        <w:t>rategic Thinking</w:t>
+      </w:r>
+      <w:r>
+        <w:rPr>
+          <w:rFonts w:ascii="Arial" w:hAnsi="Arial" w:cs="Arial"/>
+          <w:i/>
+          <w:iCs/>
+          <w:sz w:val="22"/>
+          <w:szCs w:val="22"/>
+        </w:rPr>
+        <w:t xml:space="preserve"> Module Notes. Available via Moodle</w:t>
+      </w:r>
+      <w:r>
+        <w:rPr>
+          <w:rFonts w:ascii="Arial" w:hAnsi="Arial" w:cs="Arial"/>
+          <w:i/>
+          <w:iCs/>
+          <w:sz w:val="22"/>
+          <w:szCs w:val="22"/>
+        </w:rPr>
+        <w:t xml:space="preserve"> (Accessed (2 October 2026)</w:t>
+      </w:r>
+    </w:p>
+    <w:p>
+      <w:pPr>
+        <w:jc w:val="both"/>
+        <w:rPr>
+          <w:rFonts w:ascii="Arial" w:hAnsi="Arial" w:cs="Arial"/>
+          <w:sz w:val="22"/>
+          <w:szCs w:val="22"/>
+        </w:rPr>
+      </w:pPr>
+    </w:p>
     <w:sectPr>
-      <w:headerReference w:type="default" r:id="rId12"/>
-      <w:footerReference w:type="default" r:id="rId13"/>
+      <w:headerReference w:type="default" r:id="rId15"/>
+      <w:footerReference w:type="default" r:id="rId16"/>
       <w:pgSz w:w="11906" w:h="16838"/>
-      <w:pgMar w:top="1440" w:right="1440" w:bottom="1440" w:left="1440" w:header="708" w:footer="708" w:gutter="0"/>
+      <w:pgMar w:top="1440" w:right="1440" w:bottom="1440" w:left="1440" w:header="709" w:footer="709" w:gutter="0"/>
       <w:cols w:space="708"/>
       <w:docGrid w:linePitch="360"/>
     </w:sectPr>
@@ -2210,7 +2688,7 @@
             <w:sz w:val="20"/>
             <w:szCs w:val="20"/>
           </w:rPr>
-          <w:t xml:space="preserve">     sba26096 -Ciaran Lynch</w:t>
+          <w:t>sba26096 -Ciaran Lynch</w:t>
         </w:r>
       </w:p>
     </w:sdtContent>
@@ -4384,6 +4862,25 @@
       <w:shd w:val="clear" w:color="auto" w:fill="E1DFDD"/>
     </w:rPr>
   </w:style>
+  <w:style w:type="paragraph" w:styleId="Caption">
+    <w:name w:val="caption"/>
+    <w:basedOn w:val="Normal"/>
+    <w:next w:val="Normal"/>
+    <w:uiPriority w:val="35"/>
+    <w:unhideWhenUsed/>
+    <w:qFormat/>
+    <w:rsid w:val="009F7911"/>
+    <w:pPr>
+      <w:spacing w:after="200" w:line="240" w:lineRule="auto"/>
+    </w:pPr>
+    <w:rPr>
+      <w:i/>
+      <w:iCs/>
+      <w:color w:val="0E2841" w:themeColor="text2"/>
+      <w:sz w:val="18"/>
+      <w:szCs w:val="18"/>
+    </w:rPr>
+  </w:style>
 </w:styles>
 </file>
 
@@ -4555,6 +5052,9 @@
   <w:rsids>
     <w:rsidRoot w:val="00E9336F"/>
     <w:rsid w:val="001C3F1B"/>
+    <w:rsid w:val="002702F5"/>
+    <w:rsid w:val="0077267A"/>
+    <w:rsid w:val="00E56218"/>
     <w:rsid w:val="00E9336F"/>
     <w:rsid w:val="00F7603A"/>
   </w:rsids>
@@ -5007,18 +5507,6 @@
     <w:semiHidden/>
     <w:unhideWhenUsed/>
   </w:style>
-  <w:style w:type="paragraph" w:customStyle="1" w:styleId="E60D2A7A9A13494EB0450ACBAA471C6B">
-    <w:name w:val="E60D2A7A9A13494EB0450ACBAA471C6B"/>
-    <w:rsid w:val="00E9336F"/>
-  </w:style>
-  <w:style w:type="paragraph" w:customStyle="1" w:styleId="9F92D85BE819483693C71ABD87F11214">
-    <w:name w:val="9F92D85BE819483693C71ABD87F11214"/>
-    <w:rsid w:val="00E9336F"/>
-  </w:style>
-  <w:style w:type="paragraph" w:customStyle="1" w:styleId="8E8C5414A14842028EFD961FB2464E8E">
-    <w:name w:val="8E8C5414A14842028EFD961FB2464E8E"/>
-    <w:rsid w:val="00E9336F"/>
-  </w:style>
   <w:style w:type="character" w:styleId="PlaceholderText">
     <w:name w:val="Placeholder Text"/>
     <w:basedOn w:val="DefaultParagraphFont"/>

--- a/CA1/CA 1 – Capstone Project Proposal.docx
+++ b/CA1/CA 1 – Capstone Project Proposal.docx
@@ -1274,7 +1274,6 @@
         <w:t>:</w:t>
       </w:r>
     </w:p>
-    <w:p/>
     <w:p>
       <w:r>
         <w:t>Data from Top European Football Leagues, such as:</w:t>
@@ -1314,12 +1313,8 @@
       </w:r>
       <w:r>
         <w:tab/>
-      </w:r>
-      <w:proofErr w:type="spellStart"/>
-      <w:r>
         <w:t>Bundisliga</w:t>
       </w:r>
-      <w:proofErr w:type="spellEnd"/>
     </w:p>
     <w:p>
       <w:r>
@@ -1430,23 +1425,31 @@
       <w:pPr>
         <w:pStyle w:val="Heading1"/>
       </w:pPr>
+      <w:bookmarkStart w:id="4" w:name="_Toc242023147"/>
     </w:p>
     <w:p>
       <w:pPr>
         <w:pStyle w:val="Heading1"/>
       </w:pPr>
-      <w:bookmarkStart w:id="4" w:name="_Toc242023147"/>
       <w:r>
         <w:t>Methodology</w:t>
       </w:r>
       <w:bookmarkEnd w:id="4"/>
     </w:p>
     <w:p>
-      <w:r>
+      <w:pPr>
         <w:rPr>
           <w:b/>
           <w:bCs/>
         </w:rPr>
+      </w:pPr>
+    </w:p>
+    <w:p>
+      <w:r>
+        <w:rPr>
+          <w:b/>
+          <w:bCs/>
+        </w:rPr>
         <w:t>Phase 1</w:t>
       </w:r>
     </w:p>
@@ -1457,7 +1460,34 @@
     </w:p>
     <w:p>
       <w:r>
-        <w:t>Sources</w:t>
+        <w:t xml:space="preserve">The football match data from 2014/2015 to 2025/2026 will be taken from six major European leagues.  This will provide a large volume of historical data, which will be suitable to identifying trends associated with football outcomes.  </w:t>
+      </w:r>
+    </w:p>
+    <w:p/>
+    <w:p>
+      <w:pPr>
+        <w:rPr>
+          <w:b/>
+          <w:bCs/>
+        </w:rPr>
+      </w:pPr>
+      <w:r>
+        <w:rPr>
+          <w:b/>
+          <w:bCs/>
+        </w:rPr>
+        <w:t>Phase 2</w:t>
+      </w:r>
+    </w:p>
+    <w:p>
+      <w:r>
+        <w:t xml:space="preserve">The source used for downloading csv files for the 6 </w:t>
+      </w:r>
+      <w:r>
+        <w:t>European</w:t>
+      </w:r>
+      <w:r>
+        <w:t xml:space="preserve"> leagues will be:</w:t>
       </w:r>
     </w:p>
     <w:p>
@@ -1472,28 +1502,53 @@
     </w:p>
     <w:p>
       <w:r>
-        <w:t xml:space="preserve">Load data from all leagues - 72 CSV files </w:t>
-      </w:r>
-    </w:p>
-    <w:p/>
-    <w:p>
-      <w:pPr>
-        <w:rPr>
-          <w:b/>
-          <w:bCs/>
-        </w:rPr>
-      </w:pPr>
-      <w:r>
-        <w:rPr>
-          <w:b/>
-          <w:bCs/>
-        </w:rPr>
-        <w:t>Phase 2</w:t>
-      </w:r>
-    </w:p>
-    <w:p>
-      <w:r>
-        <w:t>Merge csv files from the 12 seasons of each league, into 1 master csv per league (achieved via excel data model)</w:t>
+        <w:t>In total 72 csv files will be downloaded. (12 season x 6 leagues)</w:t>
+      </w:r>
+    </w:p>
+    <w:p>
+      <w:r>
+        <w:t>For each of</w:t>
+      </w:r>
+      <w:r>
+        <w:t xml:space="preserve"> the 12 seasons </w:t>
+      </w:r>
+      <w:r>
+        <w:t>from every league</w:t>
+      </w:r>
+      <w:r>
+        <w:t xml:space="preserve">, </w:t>
+      </w:r>
+      <w:r>
+        <w:t xml:space="preserve">I will create </w:t>
+      </w:r>
+      <w:r>
+        <w:t>1 master csv per league</w:t>
+      </w:r>
+      <w:r>
+        <w:t>.</w:t>
+      </w:r>
+    </w:p>
+    <w:p>
+      <w:r>
+        <w:t xml:space="preserve">This will be achieved by importing the csv files for each league and merging them using the </w:t>
+      </w:r>
+      <w:r>
+        <w:t>excel data model</w:t>
+      </w:r>
+      <w:r>
+        <w:t>.</w:t>
+      </w:r>
+      <w:r>
+        <w:t xml:space="preserve">   As the format and column heading remains the same for all csv files, this shouldn’t involve </w:t>
+      </w:r>
+      <w:r>
+        <w:t>much</w:t>
+      </w:r>
+      <w:r>
+        <w:t xml:space="preserve"> data cleaning</w:t>
+      </w:r>
+      <w:r>
+        <w:t>, at this stage.</w:t>
       </w:r>
     </w:p>
     <w:p/>
@@ -1633,6 +1688,22 @@
           <w:bCs/>
         </w:rPr>
       </w:pPr>
+    </w:p>
+    <w:p>
+      <w:pPr>
+        <w:rPr>
+          <w:b/>
+          <w:bCs/>
+        </w:rPr>
+      </w:pPr>
+    </w:p>
+    <w:p>
+      <w:pPr>
+        <w:rPr>
+          <w:b/>
+          <w:bCs/>
+        </w:rPr>
+      </w:pPr>
       <w:r>
         <w:rPr>
           <w:b/>
@@ -1686,9 +1757,16 @@
         </w:numPr>
       </w:pPr>
       <w:r>
-        <w:lastRenderedPageBreak/>
         <w:t>Rolling Statistics</w:t>
       </w:r>
+    </w:p>
+    <w:p>
+      <w:pPr>
+        <w:rPr>
+          <w:b/>
+          <w:bCs/>
+        </w:rPr>
+      </w:pPr>
     </w:p>
     <w:p>
       <w:pPr>
@@ -1840,11 +1918,9 @@
           <w:numId w:val="2"/>
         </w:numPr>
       </w:pPr>
-      <w:proofErr w:type="spellStart"/>
       <w:r>
         <w:t>XGBoost</w:t>
       </w:r>
-      <w:proofErr w:type="spellEnd"/>
     </w:p>
     <w:p>
       <w:pPr>
@@ -1930,6 +2006,7 @@
         </w:numPr>
       </w:pPr>
       <w:r>
+        <w:lastRenderedPageBreak/>
         <w:t>F1 Score</w:t>
       </w:r>
     </w:p>
@@ -2014,6 +2091,7 @@
         <w:rPr>
           <w:noProof/>
         </w:rPr>
+        <w:lastRenderedPageBreak/>
         <w:drawing>
           <wp:inline distT="0" distB="0" distL="0" distR="0" wp14:anchorId="2F99D5EC" wp14:editId="72E5F302">
             <wp:extent cx="6244920" cy="7175500"/>
@@ -2090,22 +2168,133 @@
       </w:r>
       <w:bookmarkEnd w:id="5"/>
     </w:p>
-    <w:p/>
-    <w:p>
-      <w:r>
-        <w:t>The only source used for data collection was:</w:t>
-      </w:r>
-    </w:p>
-    <w:p>
+    <w:p>
+      <w:pPr>
+        <w:jc w:val="both"/>
+        <w:rPr>
+          <w:rFonts w:ascii="Arial" w:hAnsi="Arial" w:cs="Arial"/>
+          <w:sz w:val="22"/>
+          <w:szCs w:val="22"/>
+        </w:rPr>
+      </w:pPr>
+    </w:p>
+    <w:p>
+      <w:pPr>
+        <w:jc w:val="both"/>
+        <w:rPr>
+          <w:rFonts w:ascii="Arial" w:hAnsi="Arial" w:cs="Arial"/>
+          <w:sz w:val="22"/>
+          <w:szCs w:val="22"/>
+        </w:rPr>
+      </w:pPr>
+      <w:r>
+        <w:rPr>
+          <w:rFonts w:ascii="Arial" w:hAnsi="Arial" w:cs="Arial"/>
+          <w:sz w:val="22"/>
+          <w:szCs w:val="22"/>
+        </w:rPr>
+        <w:t xml:space="preserve">The </w:t>
+      </w:r>
+      <w:r>
+        <w:rPr>
+          <w:rFonts w:ascii="Arial" w:hAnsi="Arial" w:cs="Arial"/>
+          <w:sz w:val="22"/>
+          <w:szCs w:val="22"/>
+        </w:rPr>
+        <w:t xml:space="preserve">primary data </w:t>
+      </w:r>
+      <w:r>
+        <w:rPr>
+          <w:rFonts w:ascii="Arial" w:hAnsi="Arial" w:cs="Arial"/>
+          <w:sz w:val="22"/>
+          <w:szCs w:val="22"/>
+        </w:rPr>
+        <w:t xml:space="preserve">source used for </w:t>
+      </w:r>
+      <w:r>
+        <w:rPr>
+          <w:rFonts w:ascii="Arial" w:hAnsi="Arial" w:cs="Arial"/>
+          <w:sz w:val="22"/>
+          <w:szCs w:val="22"/>
+        </w:rPr>
+        <w:t>this project will be:</w:t>
+      </w:r>
+    </w:p>
+    <w:p>
+      <w:pPr>
+        <w:jc w:val="both"/>
+        <w:rPr>
+          <w:rFonts w:ascii="Arial" w:hAnsi="Arial" w:cs="Arial"/>
+          <w:sz w:val="22"/>
+          <w:szCs w:val="22"/>
+        </w:rPr>
+      </w:pPr>
       <w:hyperlink r:id="rId11" w:history="1">
         <w:r>
           <w:rPr>
             <w:rStyle w:val="Hyperlink"/>
+            <w:rFonts w:ascii="Arial" w:hAnsi="Arial" w:cs="Arial"/>
+            <w:sz w:val="22"/>
+            <w:szCs w:val="22"/>
           </w:rPr>
           <w:t>https://football-data.co.uk/data.php</w:t>
         </w:r>
       </w:hyperlink>
     </w:p>
+    <w:p>
+      <w:pPr>
+        <w:jc w:val="both"/>
+        <w:rPr>
+          <w:rFonts w:ascii="Arial" w:hAnsi="Arial" w:cs="Arial"/>
+          <w:sz w:val="22"/>
+          <w:szCs w:val="22"/>
+        </w:rPr>
+      </w:pPr>
+      <w:r>
+        <w:rPr>
+          <w:rFonts w:ascii="Arial" w:hAnsi="Arial" w:cs="Arial"/>
+          <w:sz w:val="22"/>
+          <w:szCs w:val="22"/>
+        </w:rPr>
+        <w:t>This is a publicly available repository containing the required historical match statistics.</w:t>
+      </w:r>
+    </w:p>
+    <w:p>
+      <w:pPr>
+        <w:jc w:val="both"/>
+        <w:rPr>
+          <w:rFonts w:ascii="Arial" w:hAnsi="Arial" w:cs="Arial"/>
+          <w:sz w:val="22"/>
+          <w:szCs w:val="22"/>
+        </w:rPr>
+      </w:pPr>
+      <w:r>
+        <w:rPr>
+          <w:rFonts w:ascii="Arial" w:hAnsi="Arial" w:cs="Arial"/>
+          <w:sz w:val="22"/>
+          <w:szCs w:val="22"/>
+        </w:rPr>
+        <w:t>The data held within the csv files include important match data, such as, goals scored, shots on target, home goals, away goals and match results.</w:t>
+      </w:r>
+    </w:p>
+    <w:p>
+      <w:pPr>
+        <w:jc w:val="both"/>
+        <w:rPr>
+          <w:rFonts w:ascii="Arial" w:hAnsi="Arial" w:cs="Arial"/>
+          <w:sz w:val="22"/>
+          <w:szCs w:val="22"/>
+        </w:rPr>
+      </w:pPr>
+      <w:r>
+        <w:rPr>
+          <w:rFonts w:ascii="Arial" w:hAnsi="Arial" w:cs="Arial"/>
+          <w:sz w:val="22"/>
+          <w:szCs w:val="22"/>
+        </w:rPr>
+        <w:t>These variables will be relevant to the proposed business problem as they provide the information required for machine learning models to identify patterns associated with predicting football match outcomes.</w:t>
+      </w:r>
+    </w:p>
     <w:p/>
     <w:p>
       <w:r>
@@ -2161,6 +2350,9 @@
         <w:keepNext/>
       </w:pPr>
       <w:r>
+        <w:rPr>
+          <w:noProof/>
+        </w:rPr>
         <w:drawing>
           <wp:inline distT="0" distB="0" distL="0" distR="0" wp14:anchorId="4676856A" wp14:editId="2CF80A99">
             <wp:extent cx="5731510" cy="5830570"/>
@@ -2519,7 +2711,7 @@
           <w:sz w:val="22"/>
           <w:szCs w:val="22"/>
         </w:rPr>
-        <w:t xml:space="preserve"> (Accessed (2 October 2026)</w:t>
+        <w:t xml:space="preserve"> </w:t>
       </w:r>
     </w:p>
     <w:p>
@@ -2527,14 +2719,409 @@
         <w:jc w:val="both"/>
         <w:rPr>
           <w:rFonts w:ascii="Arial" w:hAnsi="Arial" w:cs="Arial"/>
+          <w:i/>
+          <w:iCs/>
+          <w:sz w:val="22"/>
+          <w:szCs w:val="22"/>
+        </w:rPr>
+      </w:pPr>
+      <w:r>
+        <w:rPr>
+          <w:rFonts w:ascii="Arial" w:hAnsi="Arial" w:cs="Arial"/>
+          <w:i/>
+          <w:iCs/>
+          <w:sz w:val="22"/>
+          <w:szCs w:val="22"/>
+        </w:rPr>
+        <w:t>(Accessed (2 October 2026)</w:t>
+      </w:r>
+    </w:p>
+    <w:p>
+      <w:pPr>
+        <w:jc w:val="both"/>
+        <w:rPr>
+          <w:rFonts w:ascii="Arial" w:hAnsi="Arial" w:cs="Arial"/>
+          <w:i/>
+          <w:iCs/>
+          <w:sz w:val="22"/>
+          <w:szCs w:val="22"/>
+        </w:rPr>
+      </w:pPr>
+      <w:r>
+        <w:rPr>
+          <w:rFonts w:ascii="Arial" w:hAnsi="Arial" w:cs="Arial"/>
+          <w:i/>
+          <w:iCs/>
+          <w:sz w:val="22"/>
+          <w:szCs w:val="22"/>
+        </w:rPr>
+        <w:t xml:space="preserve">CCT College Dublin (2026) </w:t>
+      </w:r>
+      <w:r>
+        <w:rPr>
+          <w:rFonts w:ascii="Arial" w:hAnsi="Arial" w:cs="Arial"/>
+          <w:i/>
+          <w:iCs/>
+          <w:sz w:val="22"/>
+          <w:szCs w:val="22"/>
+        </w:rPr>
+        <w:t>Data Preparation</w:t>
+      </w:r>
+      <w:r>
+        <w:rPr>
+          <w:rFonts w:ascii="Arial" w:hAnsi="Arial" w:cs="Arial"/>
+          <w:i/>
+          <w:iCs/>
+          <w:sz w:val="22"/>
+          <w:szCs w:val="22"/>
+        </w:rPr>
+        <w:t xml:space="preserve"> Module Notes. Available via Moodle</w:t>
+      </w:r>
+      <w:r>
+        <w:rPr>
+          <w:rFonts w:ascii="Arial" w:hAnsi="Arial" w:cs="Arial"/>
+          <w:i/>
+          <w:iCs/>
+          <w:sz w:val="22"/>
+          <w:szCs w:val="22"/>
+        </w:rPr>
+        <w:t xml:space="preserve"> </w:t>
+      </w:r>
+    </w:p>
+    <w:p>
+      <w:pPr>
+        <w:jc w:val="both"/>
+        <w:rPr>
+          <w:rFonts w:ascii="Arial" w:hAnsi="Arial" w:cs="Arial"/>
+          <w:i/>
+          <w:iCs/>
+          <w:sz w:val="22"/>
+          <w:szCs w:val="22"/>
+        </w:rPr>
+      </w:pPr>
+      <w:r>
+        <w:rPr>
+          <w:rFonts w:ascii="Arial" w:hAnsi="Arial" w:cs="Arial"/>
+          <w:i/>
+          <w:iCs/>
+          <w:sz w:val="22"/>
+          <w:szCs w:val="22"/>
+        </w:rPr>
+        <w:t>(Accessed</w:t>
+      </w:r>
+      <w:r>
+        <w:rPr>
+          <w:rFonts w:ascii="Arial" w:hAnsi="Arial" w:cs="Arial"/>
+          <w:i/>
+          <w:iCs/>
+          <w:sz w:val="22"/>
+          <w:szCs w:val="22"/>
+        </w:rPr>
+        <w:t xml:space="preserve">: </w:t>
+      </w:r>
+      <w:r>
+        <w:rPr>
+          <w:rFonts w:ascii="Arial" w:hAnsi="Arial" w:cs="Arial"/>
+          <w:i/>
+          <w:iCs/>
+          <w:sz w:val="22"/>
+          <w:szCs w:val="22"/>
+        </w:rPr>
+        <w:t>25 September 2026)</w:t>
+      </w:r>
+    </w:p>
+    <w:p>
+      <w:pPr>
+        <w:jc w:val="both"/>
+        <w:rPr>
+          <w:rFonts w:ascii="Arial" w:hAnsi="Arial" w:cs="Arial"/>
+          <w:i/>
+          <w:iCs/>
+          <w:sz w:val="22"/>
+          <w:szCs w:val="22"/>
+        </w:rPr>
+      </w:pPr>
+      <w:r>
+        <w:rPr>
+          <w:rFonts w:ascii="Arial" w:hAnsi="Arial" w:cs="Arial"/>
+          <w:i/>
+          <w:iCs/>
+          <w:sz w:val="22"/>
+          <w:szCs w:val="22"/>
+        </w:rPr>
+        <w:t>CCT College Dublin (2026) St</w:t>
+      </w:r>
+      <w:r>
+        <w:rPr>
+          <w:rFonts w:ascii="Arial" w:hAnsi="Arial" w:cs="Arial"/>
+          <w:i/>
+          <w:iCs/>
+          <w:sz w:val="22"/>
+          <w:szCs w:val="22"/>
+        </w:rPr>
+        <w:t>atistical Techniques</w:t>
+      </w:r>
+      <w:r>
+        <w:rPr>
+          <w:rFonts w:ascii="Arial" w:hAnsi="Arial" w:cs="Arial"/>
+          <w:i/>
+          <w:iCs/>
+          <w:sz w:val="22"/>
+          <w:szCs w:val="22"/>
+        </w:rPr>
+        <w:t xml:space="preserve"> Module Notes. Available via Moodle</w:t>
+      </w:r>
+      <w:r>
+        <w:rPr>
+          <w:rFonts w:ascii="Arial" w:hAnsi="Arial" w:cs="Arial"/>
+          <w:i/>
+          <w:iCs/>
+          <w:sz w:val="22"/>
+          <w:szCs w:val="22"/>
+        </w:rPr>
+        <w:t xml:space="preserve"> (Accessed</w:t>
+      </w:r>
+      <w:r>
+        <w:rPr>
+          <w:rFonts w:ascii="Arial" w:hAnsi="Arial" w:cs="Arial"/>
+          <w:i/>
+          <w:iCs/>
+          <w:sz w:val="22"/>
+          <w:szCs w:val="22"/>
+        </w:rPr>
+        <w:t>:</w:t>
+      </w:r>
+      <w:r>
+        <w:rPr>
+          <w:rFonts w:ascii="Arial" w:hAnsi="Arial" w:cs="Arial"/>
+          <w:i/>
+          <w:iCs/>
+          <w:sz w:val="22"/>
+          <w:szCs w:val="22"/>
+        </w:rPr>
+        <w:t xml:space="preserve"> 24 September 2026)</w:t>
+      </w:r>
+    </w:p>
+    <w:p>
+      <w:pPr>
+        <w:jc w:val="both"/>
+        <w:rPr>
+          <w:rFonts w:ascii="Arial" w:hAnsi="Arial" w:cs="Arial"/>
+          <w:i/>
+          <w:iCs/>
+          <w:sz w:val="22"/>
+          <w:szCs w:val="22"/>
+        </w:rPr>
+      </w:pPr>
+      <w:r>
+        <w:rPr>
+          <w:rFonts w:ascii="Arial" w:hAnsi="Arial" w:cs="Arial"/>
+          <w:i/>
+          <w:iCs/>
+          <w:sz w:val="22"/>
+          <w:szCs w:val="22"/>
+        </w:rPr>
+        <w:t xml:space="preserve">CCT College Dublin (2026) </w:t>
+      </w:r>
+      <w:r>
+        <w:rPr>
+          <w:rFonts w:ascii="Arial" w:hAnsi="Arial" w:cs="Arial"/>
+          <w:i/>
+          <w:iCs/>
+          <w:sz w:val="22"/>
+          <w:szCs w:val="22"/>
+        </w:rPr>
+        <w:t>Machine Learning</w:t>
+      </w:r>
+      <w:r>
+        <w:rPr>
+          <w:rFonts w:ascii="Arial" w:hAnsi="Arial" w:cs="Arial"/>
+          <w:i/>
+          <w:iCs/>
+          <w:sz w:val="22"/>
+          <w:szCs w:val="22"/>
+        </w:rPr>
+        <w:t xml:space="preserve"> Module Notes. Available via Moodle</w:t>
+      </w:r>
+      <w:r>
+        <w:rPr>
+          <w:rFonts w:ascii="Arial" w:hAnsi="Arial" w:cs="Arial"/>
+          <w:i/>
+          <w:iCs/>
+          <w:sz w:val="22"/>
+          <w:szCs w:val="22"/>
+        </w:rPr>
+        <w:t xml:space="preserve"> </w:t>
+      </w:r>
+    </w:p>
+    <w:p>
+      <w:pPr>
+        <w:jc w:val="both"/>
+        <w:rPr>
+          <w:rFonts w:ascii="Arial" w:hAnsi="Arial" w:cs="Arial"/>
+          <w:i/>
+          <w:iCs/>
+          <w:sz w:val="22"/>
+          <w:szCs w:val="22"/>
+        </w:rPr>
+      </w:pPr>
+      <w:r>
+        <w:rPr>
+          <w:rFonts w:ascii="Arial" w:hAnsi="Arial" w:cs="Arial"/>
+          <w:i/>
+          <w:iCs/>
+          <w:sz w:val="22"/>
+          <w:szCs w:val="22"/>
+        </w:rPr>
+        <w:t>(Accessed</w:t>
+      </w:r>
+      <w:r>
+        <w:rPr>
+          <w:rFonts w:ascii="Arial" w:hAnsi="Arial" w:cs="Arial"/>
+          <w:i/>
+          <w:iCs/>
+          <w:sz w:val="22"/>
+          <w:szCs w:val="22"/>
+        </w:rPr>
+        <w:t>:</w:t>
+      </w:r>
+      <w:r>
+        <w:rPr>
+          <w:rFonts w:ascii="Arial" w:hAnsi="Arial" w:cs="Arial"/>
+          <w:i/>
+          <w:iCs/>
+          <w:sz w:val="22"/>
+          <w:szCs w:val="22"/>
+        </w:rPr>
+        <w:t xml:space="preserve"> 1 October 2026)</w:t>
+      </w:r>
+    </w:p>
+    <w:p>
+      <w:pPr>
+        <w:jc w:val="both"/>
+        <w:rPr>
+          <w:rFonts w:ascii="Arial" w:hAnsi="Arial" w:cs="Arial"/>
+          <w:i/>
+          <w:iCs/>
+          <w:sz w:val="22"/>
+          <w:szCs w:val="22"/>
+        </w:rPr>
+      </w:pPr>
+      <w:r>
+        <w:rPr>
+          <w:rFonts w:ascii="Arial" w:hAnsi="Arial" w:cs="Arial"/>
+          <w:i/>
+          <w:iCs/>
+          <w:sz w:val="22"/>
+          <w:szCs w:val="22"/>
+        </w:rPr>
+        <w:t>Python for Machine Learning &amp; Data Science Masterclass By Perian Data</w:t>
+      </w:r>
+      <w:r>
+        <w:rPr>
+          <w:rFonts w:ascii="Arial" w:hAnsi="Arial" w:cs="Arial"/>
+          <w:i/>
+          <w:iCs/>
+          <w:sz w:val="22"/>
+          <w:szCs w:val="22"/>
+        </w:rPr>
+        <w:t xml:space="preserve">. Available at: </w:t>
+      </w:r>
+      <w:hyperlink r:id="rId15" w:history="1">
+        <w:r>
+          <w:rPr>
+            <w:rStyle w:val="Hyperlink"/>
+            <w:rFonts w:ascii="Arial" w:hAnsi="Arial" w:cs="Arial"/>
+            <w:i/>
+            <w:iCs/>
+            <w:sz w:val="22"/>
+            <w:szCs w:val="22"/>
+          </w:rPr>
+          <w:t>www.udemy.com</w:t>
+        </w:r>
+      </w:hyperlink>
+      <w:r>
+        <w:rPr>
+          <w:rFonts w:ascii="Arial" w:hAnsi="Arial" w:cs="Arial"/>
+          <w:i/>
+          <w:iCs/>
+          <w:sz w:val="22"/>
+          <w:szCs w:val="22"/>
+        </w:rPr>
+        <w:t xml:space="preserve"> </w:t>
+      </w:r>
+    </w:p>
+    <w:p>
+      <w:pPr>
+        <w:jc w:val="both"/>
+        <w:rPr>
+          <w:rFonts w:ascii="Arial" w:hAnsi="Arial" w:cs="Arial"/>
+          <w:i/>
+          <w:iCs/>
+          <w:sz w:val="22"/>
+          <w:szCs w:val="22"/>
+        </w:rPr>
+      </w:pPr>
+      <w:r>
+        <w:rPr>
+          <w:rFonts w:ascii="Arial" w:hAnsi="Arial" w:cs="Arial"/>
+          <w:i/>
+          <w:iCs/>
+          <w:sz w:val="22"/>
+          <w:szCs w:val="22"/>
+        </w:rPr>
+        <w:t>(Accessed: 8 October 2026)</w:t>
+      </w:r>
+    </w:p>
+    <w:p>
+      <w:pPr>
+        <w:jc w:val="both"/>
+        <w:rPr>
+          <w:rFonts w:ascii="Arial" w:hAnsi="Arial" w:cs="Arial"/>
+          <w:i/>
+          <w:iCs/>
+          <w:sz w:val="22"/>
+          <w:szCs w:val="22"/>
+        </w:rPr>
+      </w:pPr>
+    </w:p>
+    <w:p>
+      <w:pPr>
+        <w:jc w:val="both"/>
+        <w:rPr>
+          <w:rFonts w:ascii="Arial" w:hAnsi="Arial" w:cs="Arial"/>
+          <w:i/>
+          <w:iCs/>
+          <w:sz w:val="22"/>
+          <w:szCs w:val="22"/>
+        </w:rPr>
+      </w:pPr>
+    </w:p>
+    <w:p>
+      <w:pPr>
+        <w:jc w:val="both"/>
+        <w:rPr>
+          <w:rFonts w:ascii="Arial" w:hAnsi="Arial" w:cs="Arial"/>
+          <w:i/>
+          <w:iCs/>
+          <w:sz w:val="22"/>
+          <w:szCs w:val="22"/>
+        </w:rPr>
+      </w:pPr>
+    </w:p>
+    <w:p>
+      <w:pPr>
+        <w:jc w:val="both"/>
+        <w:rPr>
+          <w:rFonts w:ascii="Arial" w:hAnsi="Arial" w:cs="Arial"/>
           <w:sz w:val="22"/>
           <w:szCs w:val="22"/>
         </w:rPr>
       </w:pPr>
     </w:p>
     <w:sectPr>
-      <w:headerReference w:type="default" r:id="rId15"/>
-      <w:footerReference w:type="default" r:id="rId16"/>
+      <w:headerReference w:type="default" r:id="rId16"/>
+      <w:footerReference w:type="default" r:id="rId17"/>
       <w:pgSz w:w="11906" w:h="16838"/>
       <w:pgMar w:top="1440" w:right="1440" w:bottom="1440" w:left="1440" w:header="709" w:footer="709" w:gutter="0"/>
       <w:cols w:space="708"/>
@@ -4437,6 +5024,7 @@
   <w:style w:type="character" w:default="1" w:styleId="DefaultParagraphFont">
     <w:name w:val="Default Paragraph Font"/>
     <w:uiPriority w:val="1"/>
+    <w:semiHidden/>
     <w:unhideWhenUsed/>
   </w:style>
   <w:style w:type="table" w:default="1" w:styleId="TableNormal">
@@ -5053,9 +5641,13 @@
     <w:rsidRoot w:val="00E9336F"/>
     <w:rsid w:val="001C3F1B"/>
     <w:rsid w:val="002702F5"/>
+    <w:rsid w:val="002A730A"/>
     <w:rsid w:val="0077267A"/>
     <w:rsid w:val="00E56218"/>
+    <w:rsid w:val="00E7038F"/>
     <w:rsid w:val="00E9336F"/>
+    <w:rsid w:val="00F326FF"/>
+    <w:rsid w:val="00F71AFC"/>
     <w:rsid w:val="00F7603A"/>
   </w:rsids>
   <m:mathPr>
